--- a/Report/Report_1.docx
+++ b/Report/Report_1.docx
@@ -152,7 +152,7 @@
               </wp:anchor>
             </w:drawing>
           </mc:Choice>
-          <mc:Fallback xmlns:pic="http://schemas.openxmlformats.org/drawingml/2006/picture" xmlns:a="http://schemas.openxmlformats.org/drawingml/2006/main" xmlns:ve="http://schemas.openxmlformats.org/markup-compatibility/2006">
+          <mc:Fallback xmlns:ve="http://schemas.openxmlformats.org/markup-compatibility/2006" xmlns:a="http://schemas.openxmlformats.org/drawingml/2006/main" xmlns:pic="http://schemas.openxmlformats.org/drawingml/2006/picture">
             <w:pict>
               <v:rect style="position:absolute;margin-left:50.400002pt;margin-top:26.304205pt;width:3pt;height:3pt;mso-position-horizontal-relative:page;mso-position-vertical-relative:paragraph;z-index:15728640" id="docshape3" filled="true" fillcolor="#1f6e67" stroked="false">
                 <v:fill type="solid"/>
@@ -238,7 +238,7 @@
               </wp:anchor>
             </w:drawing>
           </mc:Choice>
-          <mc:Fallback xmlns:pic="http://schemas.openxmlformats.org/drawingml/2006/picture" xmlns:a="http://schemas.openxmlformats.org/drawingml/2006/main" xmlns:ve="http://schemas.openxmlformats.org/markup-compatibility/2006">
+          <mc:Fallback xmlns:ve="http://schemas.openxmlformats.org/markup-compatibility/2006" xmlns:a="http://schemas.openxmlformats.org/drawingml/2006/main" xmlns:pic="http://schemas.openxmlformats.org/drawingml/2006/picture">
             <w:pict>
               <v:rect style="position:absolute;margin-left:50.400002pt;margin-top:46.304203pt;width:3pt;height:3pt;mso-position-horizontal-relative:page;mso-position-vertical-relative:paragraph;z-index:15729152" id="docshape4" filled="true" fillcolor="#1f6e67" stroked="false">
                 <v:fill type="solid"/>
@@ -324,7 +324,7 @@
               </wp:anchor>
             </w:drawing>
           </mc:Choice>
-          <mc:Fallback xmlns:pic="http://schemas.openxmlformats.org/drawingml/2006/picture" xmlns:a="http://schemas.openxmlformats.org/drawingml/2006/main" xmlns:ve="http://schemas.openxmlformats.org/markup-compatibility/2006">
+          <mc:Fallback xmlns:ve="http://schemas.openxmlformats.org/markup-compatibility/2006" xmlns:a="http://schemas.openxmlformats.org/drawingml/2006/main" xmlns:pic="http://schemas.openxmlformats.org/drawingml/2006/picture">
             <w:pict>
               <v:rect style="position:absolute;margin-left:50.400002pt;margin-top:66.304207pt;width:3pt;height:3pt;mso-position-horizontal-relative:page;mso-position-vertical-relative:paragraph;z-index:15729664" id="docshape5" filled="true" fillcolor="#1f6e67" stroked="false">
                 <v:fill type="solid"/>
@@ -410,7 +410,7 @@
               </wp:anchor>
             </w:drawing>
           </mc:Choice>
-          <mc:Fallback xmlns:pic="http://schemas.openxmlformats.org/drawingml/2006/picture" xmlns:a="http://schemas.openxmlformats.org/drawingml/2006/main" xmlns:ve="http://schemas.openxmlformats.org/markup-compatibility/2006">
+          <mc:Fallback xmlns:ve="http://schemas.openxmlformats.org/markup-compatibility/2006" xmlns:a="http://schemas.openxmlformats.org/drawingml/2006/main" xmlns:pic="http://schemas.openxmlformats.org/drawingml/2006/picture">
             <w:pict>
               <v:rect style="position:absolute;margin-left:50.400002pt;margin-top:86.304207pt;width:3pt;height:3pt;mso-position-horizontal-relative:page;mso-position-vertical-relative:paragraph;z-index:15730176" id="docshape6" filled="true" fillcolor="#1f6e67" stroked="false">
                 <v:fill type="solid"/>
@@ -901,7 +901,7 @@
                     </wp:anchor>
                   </w:drawing>
                 </mc:Choice>
-                <mc:Fallback xmlns:pic="http://schemas.openxmlformats.org/drawingml/2006/picture" xmlns:a="http://schemas.openxmlformats.org/drawingml/2006/main" xmlns:ve="http://schemas.openxmlformats.org/markup-compatibility/2006">
+                <mc:Fallback xmlns:ve="http://schemas.openxmlformats.org/markup-compatibility/2006" xmlns:a="http://schemas.openxmlformats.org/drawingml/2006/main" xmlns:pic="http://schemas.openxmlformats.org/drawingml/2006/picture">
                   <w:pict>
                     <v:group style="position:absolute;margin-left:1pt;margin-top:8.329864pt;width:3pt;height:3pt;mso-position-horizontal-relative:column;mso-position-vertical-relative:paragraph;z-index:-16244736" id="docshapegroup7" coordorigin="20,167" coordsize="60,60">
                       <v:rect style="position:absolute;left:20;top:166;width:60;height:60" id="docshape8" filled="true" fillcolor="#936008" stroked="false">
@@ -1466,7 +1466,7 @@
               </wp:anchor>
             </w:drawing>
           </mc:Choice>
-          <mc:Fallback xmlns:pic="http://schemas.openxmlformats.org/drawingml/2006/picture" xmlns:a="http://schemas.openxmlformats.org/drawingml/2006/main" xmlns:ve="http://schemas.openxmlformats.org/markup-compatibility/2006">
+          <mc:Fallback xmlns:ve="http://schemas.openxmlformats.org/markup-compatibility/2006" xmlns:a="http://schemas.openxmlformats.org/drawingml/2006/main" xmlns:pic="http://schemas.openxmlformats.org/drawingml/2006/picture">
             <w:pict>
               <v:rect style="position:absolute;margin-left:50.400002pt;margin-top:-83.715042pt;width:3pt;height:3pt;mso-position-horizontal-relative:page;mso-position-vertical-relative:paragraph;z-index:15730688" id="docshape9" filled="true" fillcolor="#315e9a" stroked="false">
                 <v:fill type="solid"/>
@@ -1554,7 +1554,7 @@
               </wp:anchor>
             </w:drawing>
           </mc:Choice>
-          <mc:Fallback xmlns:pic="http://schemas.openxmlformats.org/drawingml/2006/picture" xmlns:a="http://schemas.openxmlformats.org/drawingml/2006/main" xmlns:ve="http://schemas.openxmlformats.org/markup-compatibility/2006">
+          <mc:Fallback xmlns:ve="http://schemas.openxmlformats.org/markup-compatibility/2006" xmlns:a="http://schemas.openxmlformats.org/drawingml/2006/main" xmlns:pic="http://schemas.openxmlformats.org/drawingml/2006/picture">
             <w:pict>
               <v:rect style="position:absolute;margin-left:50.400002pt;margin-top:-63.715038pt;width:3pt;height:3pt;mso-position-horizontal-relative:page;mso-position-vertical-relative:paragraph;z-index:15731712" id="docshape10" filled="true" fillcolor="#724f80" stroked="false">
                 <v:fill type="solid"/>
@@ -1642,7 +1642,7 @@
               </wp:anchor>
             </w:drawing>
           </mc:Choice>
-          <mc:Fallback xmlns:pic="http://schemas.openxmlformats.org/drawingml/2006/picture" xmlns:a="http://schemas.openxmlformats.org/drawingml/2006/main" xmlns:ve="http://schemas.openxmlformats.org/markup-compatibility/2006">
+          <mc:Fallback xmlns:ve="http://schemas.openxmlformats.org/markup-compatibility/2006" xmlns:a="http://schemas.openxmlformats.org/drawingml/2006/main" xmlns:pic="http://schemas.openxmlformats.org/drawingml/2006/picture">
             <w:pict>
               <v:rect style="position:absolute;margin-left:50.400002pt;margin-top:-43.715038pt;width:3pt;height:3pt;mso-position-horizontal-relative:page;mso-position-vertical-relative:paragraph;z-index:15732224" id="docshape11" filled="true" fillcolor="#315e9a" stroked="false">
                 <v:fill type="solid"/>
@@ -1730,7 +1730,7 @@
               </wp:anchor>
             </w:drawing>
           </mc:Choice>
-          <mc:Fallback xmlns:pic="http://schemas.openxmlformats.org/drawingml/2006/picture" xmlns:a="http://schemas.openxmlformats.org/drawingml/2006/main" xmlns:ve="http://schemas.openxmlformats.org/markup-compatibility/2006">
+          <mc:Fallback xmlns:ve="http://schemas.openxmlformats.org/markup-compatibility/2006" xmlns:a="http://schemas.openxmlformats.org/drawingml/2006/main" xmlns:pic="http://schemas.openxmlformats.org/drawingml/2006/picture">
             <w:pict>
               <v:rect style="position:absolute;margin-left:50.400002pt;margin-top:-23.715038pt;width:3pt;height:3.0pt;mso-position-horizontal-relative:page;mso-position-vertical-relative:paragraph;z-index:15732736" id="docshape12" filled="true" fillcolor="#1f6e67" stroked="false">
                 <v:fill type="solid"/>
@@ -3596,7 +3596,7 @@
               </wp:anchor>
             </w:drawing>
           </mc:Choice>
-          <mc:Fallback xmlns:pic="http://schemas.openxmlformats.org/drawingml/2006/picture" xmlns:a="http://schemas.openxmlformats.org/drawingml/2006/main" xmlns:ve="http://schemas.openxmlformats.org/markup-compatibility/2006">
+          <mc:Fallback xmlns:ve="http://schemas.openxmlformats.org/markup-compatibility/2006" xmlns:a="http://schemas.openxmlformats.org/drawingml/2006/main" xmlns:pic="http://schemas.openxmlformats.org/drawingml/2006/picture">
             <w:pict>
               <v:line style="position:absolute;mso-position-horizontal-relative:page;mso-position-vertical-relative:paragraph;z-index:15733248" from="43pt,7.563696pt" to="43pt,73.563696pt" stroked="true" strokeweight="1.6pt" strokecolor="#936008">
                 <v:stroke dashstyle="solid"/>
@@ -5924,7 +5924,7 @@
               </wp:anchor>
             </w:drawing>
           </mc:Choice>
-          <mc:Fallback xmlns:pic="http://schemas.openxmlformats.org/drawingml/2006/picture" xmlns:a="http://schemas.openxmlformats.org/drawingml/2006/main" xmlns:ve="http://schemas.openxmlformats.org/markup-compatibility/2006">
+          <mc:Fallback xmlns:ve="http://schemas.openxmlformats.org/markup-compatibility/2006" xmlns:a="http://schemas.openxmlformats.org/drawingml/2006/main" xmlns:pic="http://schemas.openxmlformats.org/drawingml/2006/picture">
             <w:pict>
               <v:group style="position:absolute;margin-left:50pt;margin-top:19.472462pt;width:495.4pt;height:61.8pt;mso-position-horizontal-relative:page;mso-position-vertical-relative:paragraph;z-index:15733760" id="docshapegroup17" coordorigin="1000,389" coordsize="9908,1236">
                 <v:shape style="position:absolute;left:4068;top:787;width:5342;height:830" id="docshape18" coordorigin="4068,787" coordsize="5342,830" path="m4068,827l4424,827m4424,827l4344,787m4424,827l4344,867m7484,827l7840,827m7840,827l7760,787m7840,827l7760,867m9370,1257l9370,1617m9370,1617l9330,1537m9370,1617l9410,1537e" filled="false" stroked="true" strokeweight=".8pt" strokecolor="#008c95">
@@ -6360,7 +6360,7 @@
                     </wp:anchor>
                   </w:drawing>
                 </mc:Choice>
-                <mc:Fallback xmlns:pic="http://schemas.openxmlformats.org/drawingml/2006/picture" xmlns:a="http://schemas.openxmlformats.org/drawingml/2006/main" xmlns:ve="http://schemas.openxmlformats.org/markup-compatibility/2006">
+                <mc:Fallback xmlns:ve="http://schemas.openxmlformats.org/markup-compatibility/2006" xmlns:a="http://schemas.openxmlformats.org/drawingml/2006/main" xmlns:pic="http://schemas.openxmlformats.org/drawingml/2006/picture">
                   <w:pict>
                     <v:group style="position:absolute;margin-left:152.600006pt;margin-top:7.372893pt;width:4.8pt;height:4.8pt;mso-position-horizontal-relative:column;mso-position-vertical-relative:paragraph;z-index:-16241152" id="docshapegroup22" coordorigin="3052,147" coordsize="96,96">
                       <v:shape style="position:absolute;left:3060;top:155;width:80;height:80" id="docshape23" coordorigin="3060,155" coordsize="80,80" path="m3060,195l3140,155m3060,195l3140,235e" filled="false" stroked="true" strokeweight=".8pt" strokecolor="#008c95">
@@ -6598,7 +6598,7 @@
                     </wp:anchor>
                   </w:drawing>
                 </mc:Choice>
-                <mc:Fallback xmlns:pic="http://schemas.openxmlformats.org/drawingml/2006/picture" xmlns:a="http://schemas.openxmlformats.org/drawingml/2006/main" xmlns:ve="http://schemas.openxmlformats.org/markup-compatibility/2006">
+                <mc:Fallback xmlns:ve="http://schemas.openxmlformats.org/markup-compatibility/2006" xmlns:a="http://schemas.openxmlformats.org/drawingml/2006/main" xmlns:pic="http://schemas.openxmlformats.org/drawingml/2006/picture">
                   <w:pict>
                     <v:group style="position:absolute;margin-left:152.600006pt;margin-top:7.372893pt;width:4.8pt;height:4.8pt;mso-position-horizontal-relative:column;mso-position-vertical-relative:paragraph;z-index:-16241664" id="docshapegroup24" coordorigin="3052,147" coordsize="96,96">
                       <v:shape style="position:absolute;left:3060;top:155;width:80;height:80" id="docshape25" coordorigin="3060,155" coordsize="80,80" path="m3060,195l3140,155m3060,195l3140,235e" filled="false" stroked="true" strokeweight=".8pt" strokecolor="#008c95">
@@ -10025,15 +10025,14 @@
                 <w:color w:val="936008"/>
                 <w:sz w:val="15"/>
               </w:rPr>
-              <w:t xml:space="preserve">Marcel - To </w:t>
+              <w:t xml:space="preserve">Marcel - </w:t>
             </w:r>
             <w:r>
               <w:rPr>
                 <w:color w:val="936008"/>
-                <w:spacing w:val="-5"/>
                 <w:sz w:val="15"/>
               </w:rPr>
-              <w:t>do</w:t>
+              <w:t>Done</w:t>
             </w:r>
           </w:p>
         </w:tc>
@@ -10687,6 +10686,18 @@
               </w:rPr>
               <w:t>show open jobs, close or cancel.</w:t>
             </w:r>
+            <w:r>
+              <w:rPr>
+                <w:sz w:val="17"/>
+              </w:rPr>
+              <w:t xml:space="preserve"> Show ‘waiting for parts’ and ‘ready for pickup’. Record approver name</w:t>
+            </w:r>
+            <w:r>
+              <w:rPr>
+                <w:sz w:val="17"/>
+              </w:rPr>
+              <w:t xml:space="preserve"> and time.</w:t>
+            </w:r>
           </w:p>
         </w:tc>
       </w:tr>
@@ -11576,59 +11587,7 @@
               <w:rPr>
                 <w:sz w:val="17"/>
               </w:rPr>
-              <w:t>[Confirm</w:t>
-            </w:r>
-            <w:r>
-              <w:rPr>
-                <w:spacing w:val="-2"/>
-                <w:sz w:val="17"/>
-              </w:rPr>
-              <w:t xml:space="preserve"> </w:t>
-            </w:r>
-            <w:r>
-              <w:rPr>
-                <w:sz w:val="17"/>
-              </w:rPr>
-              <w:t>or</w:t>
-            </w:r>
-            <w:r>
-              <w:rPr>
-                <w:spacing w:val="-2"/>
-                <w:sz w:val="17"/>
-              </w:rPr>
-              <w:t xml:space="preserve"> </w:t>
-            </w:r>
-            <w:r>
-              <w:rPr>
-                <w:sz w:val="17"/>
-              </w:rPr>
-              <w:t>revise</w:t>
-            </w:r>
-            <w:r>
-              <w:rPr>
-                <w:spacing w:val="-2"/>
-                <w:sz w:val="17"/>
-              </w:rPr>
-              <w:t xml:space="preserve"> </w:t>
-            </w:r>
-            <w:r>
-              <w:rPr>
-                <w:sz w:val="17"/>
-              </w:rPr>
-              <w:t>the</w:t>
-            </w:r>
-            <w:r>
-              <w:rPr>
-                <w:spacing w:val="-2"/>
-                <w:sz w:val="17"/>
-              </w:rPr>
-              <w:t xml:space="preserve"> </w:t>
-            </w:r>
-            <w:r>
-              <w:rPr>
-                <w:sz w:val="17"/>
-              </w:rPr>
-              <w:t>relationship counts in the ERD.]</w:t>
+              <w:t>Vehicles must be under one owner. Can assign one, or more, mechanics to a line. Invoice must be paid in full</w:t>
             </w:r>
           </w:p>
         </w:tc>
@@ -11730,15 +11689,14 @@
                 <w:color w:val="936008"/>
                 <w:sz w:val="15"/>
               </w:rPr>
-              <w:t xml:space="preserve">Marcel - To </w:t>
+              <w:t xml:space="preserve">Marcel - </w:t>
             </w:r>
             <w:r>
               <w:rPr>
                 <w:color w:val="936008"/>
-                <w:spacing w:val="-5"/>
                 <w:sz w:val="15"/>
               </w:rPr>
-              <w:t>do</w:t>
+              <w:t>Done</w:t>
             </w:r>
           </w:p>
         </w:tc>
@@ -11905,7 +11863,19 @@
               <w:rPr>
                 <w:sz w:val="17"/>
               </w:rPr>
-              <w:t xml:space="preserve">Filter by VIN; list repair dates, complaints and status, with billed totals when </w:t>
+              <w:t xml:space="preserve">A customer repair </w:t>
+            </w:r>
+            <w:r>
+              <w:rPr>
+                <w:sz w:val="17"/>
+              </w:rPr>
+              <w:t>and vehicle history that is filtered by VIN</w:t>
+            </w:r>
+            <w:r>
+              <w:rPr>
+                <w:sz w:val="17"/>
+              </w:rPr>
+              <w:t xml:space="preserve">; list repair dates, complaints and status, with billed totals when </w:t>
             </w:r>
             <w:r>
               <w:rPr>
@@ -13446,7 +13416,7 @@
               </wp:anchor>
             </w:drawing>
           </mc:Choice>
-          <mc:Fallback xmlns:pic="http://schemas.openxmlformats.org/drawingml/2006/picture" xmlns:a="http://schemas.openxmlformats.org/drawingml/2006/main" xmlns:ve="http://schemas.openxmlformats.org/markup-compatibility/2006">
+          <mc:Fallback xmlns:ve="http://schemas.openxmlformats.org/markup-compatibility/2006" xmlns:a="http://schemas.openxmlformats.org/drawingml/2006/main" xmlns:pic="http://schemas.openxmlformats.org/drawingml/2006/picture">
             <w:pict>
               <v:line style="position:absolute;mso-position-horizontal-relative:page;mso-position-vertical-relative:paragraph;z-index:15735296" from="43pt,3.938506pt" to="43pt,291.938506pt" stroked="true" strokeweight="1.6pt" strokecolor="#315e9a">
                 <v:stroke dashstyle="solid"/>
@@ -14553,7 +14523,7 @@
               </wp:anchor>
             </w:drawing>
           </mc:Choice>
-          <mc:Fallback xmlns:pic="http://schemas.openxmlformats.org/drawingml/2006/picture" xmlns:a="http://schemas.openxmlformats.org/drawingml/2006/main" xmlns:ve="http://schemas.openxmlformats.org/markup-compatibility/2006">
+          <mc:Fallback xmlns:ve="http://schemas.openxmlformats.org/markup-compatibility/2006" xmlns:a="http://schemas.openxmlformats.org/drawingml/2006/main" xmlns:pic="http://schemas.openxmlformats.org/drawingml/2006/picture">
             <w:pict>
               <v:line style="position:absolute;mso-position-horizontal-relative:page;mso-position-vertical-relative:paragraph;z-index:15735808" from="43pt,5.214190pt" to="43pt,221.21419pt" stroked="true" strokeweight="1.6pt" strokecolor="#936008">
                 <v:stroke dashstyle="solid"/>
@@ -15106,7 +15076,7 @@
               <w:rPr>
                 <w:sz w:val="18"/>
               </w:rPr>
-              <w:t>error. [Insert screenshot/sketch]</w:t>
+              <w:t>error.</w:t>
             </w:r>
           </w:p>
           <w:p>
@@ -15447,30 +15417,6 @@
               <w:spacing w:before="2"/>
               <w:ind w:left="84"/>
               <w:rPr>
-                <w:spacing w:val="-2"/>
-                <w:sz w:val="18"/>
-              </w:rPr>
-            </w:pPr>
-            <w:r>
-              <w:rPr>
-                <w:sz w:val="18"/>
-              </w:rPr>
-              <w:t>[Insert</w:t>
-            </w:r>
-            <w:r>
-              <w:rPr>
-                <w:spacing w:val="-2"/>
-                <w:sz w:val="18"/>
-              </w:rPr>
-              <w:t xml:space="preserve"> screenshot/sketch]</w:t>
-            </w:r>
-          </w:p>
-          <w:p>
-            <w:pPr>
-              <w:pStyle w:val="TableParagraph"/>
-              <w:spacing w:before="2"/>
-              <w:ind w:left="84"/>
-              <w:rPr>
                 <w:sz w:val="18"/>
               </w:rPr>
             </w:pPr>
@@ -15526,7 +15472,6 @@
                 <w:noProof/>
                 <w:sz w:val="18"/>
               </w:rPr>
-              <w:lastRenderedPageBreak/>
               <w:drawing>
                 <wp:inline distT="0" distB="0" distL="0" distR="0" wp14:anchorId="47E49614" wp14:editId="275E68CA">
                   <wp:extent cx="4746625" cy="2966720"/>
@@ -15574,6 +15519,7 @@
                 <w:noProof/>
                 <w:sz w:val="18"/>
               </w:rPr>
+              <w:lastRenderedPageBreak/>
               <w:drawing>
                 <wp:inline distT="0" distB="0" distL="0" distR="0" wp14:anchorId="6BE6D9F5" wp14:editId="12447E46">
                   <wp:extent cx="4746625" cy="2966720"/>
@@ -15832,7 +15778,7 @@
               <w:rPr>
                 <w:sz w:val="18"/>
               </w:rPr>
-              <w:t>queries. [Insert screenshot/sketch]</w:t>
+              <w:t>queries.</w:t>
             </w:r>
           </w:p>
           <w:p>
@@ -15892,6 +15838,63 @@
               </w:drawing>
             </w:r>
           </w:p>
+          <w:p>
+            <w:pPr>
+              <w:pStyle w:val="TableParagraph"/>
+              <w:spacing w:before="81"/>
+              <w:ind w:left="84" w:right="30"/>
+              <w:rPr>
+                <w:sz w:val="18"/>
+              </w:rPr>
+            </w:pPr>
+            <w:r>
+              <w:rPr>
+                <w:noProof/>
+                <w:sz w:val="18"/>
+              </w:rPr>
+              <w:drawing>
+                <wp:inline distT="0" distB="0" distL="0" distR="0" wp14:anchorId="5CCA5253" wp14:editId="6244C606">
+                  <wp:extent cx="4746625" cy="2966720"/>
+                  <wp:effectExtent l="0" t="0" r="3175" b="5080"/>
+                  <wp:docPr id="1440218832" name="Picture 85" descr="A screenshot of a computer&#10;&#10;AI-generated content may be incorrect."/>
+                  <wp:cNvGraphicFramePr>
+                    <a:graphicFrameLocks xmlns:a="http://schemas.openxmlformats.org/drawingml/2006/main" noChangeAspect="1"/>
+                  </wp:cNvGraphicFramePr>
+                  <a:graphic xmlns:a="http://schemas.openxmlformats.org/drawingml/2006/main">
+                    <a:graphicData uri="http://schemas.openxmlformats.org/drawingml/2006/picture">
+                      <pic:pic xmlns:pic="http://schemas.openxmlformats.org/drawingml/2006/picture">
+                        <pic:nvPicPr>
+                          <pic:cNvPr id="1440218832" name="Picture 85" descr="A screenshot of a computer&#10;&#10;AI-generated content may be incorrect."/>
+                          <pic:cNvPicPr/>
+                        </pic:nvPicPr>
+                        <pic:blipFill>
+                          <a:blip r:embed="rId25" cstate="print">
+                            <a:extLst>
+                              <a:ext uri="{28A0092B-C50C-407E-A947-70E740481C1C}">
+                                <a14:useLocalDpi xmlns:a14="http://schemas.microsoft.com/office/drawing/2010/main" val="0"/>
+                              </a:ext>
+                            </a:extLst>
+                          </a:blip>
+                          <a:stretch>
+                            <a:fillRect/>
+                          </a:stretch>
+                        </pic:blipFill>
+                        <pic:spPr>
+                          <a:xfrm>
+                            <a:off x="0" y="0"/>
+                            <a:ext cx="4746625" cy="2966720"/>
+                          </a:xfrm>
+                          <a:prstGeom prst="rect">
+                            <a:avLst/>
+                          </a:prstGeom>
+                        </pic:spPr>
+                      </pic:pic>
+                    </a:graphicData>
+                  </a:graphic>
+                </wp:inline>
+              </w:drawing>
+            </w:r>
+          </w:p>
         </w:tc>
       </w:tr>
     </w:tbl>
@@ -15989,7 +15992,7 @@
                     <pic:cNvPicPr/>
                   </pic:nvPicPr>
                   <pic:blipFill>
-                    <a:blip r:embed="rId25" cstate="print"/>
+                    <a:blip r:embed="rId26" cstate="print"/>
                     <a:stretch>
                       <a:fillRect/>
                     </a:stretch>
@@ -16251,7 +16254,7 @@
               </wp:anchor>
             </w:drawing>
           </mc:Choice>
-          <mc:Fallback xmlns:pic="http://schemas.openxmlformats.org/drawingml/2006/picture" xmlns:a="http://schemas.openxmlformats.org/drawingml/2006/main" xmlns:ve="http://schemas.openxmlformats.org/markup-compatibility/2006">
+          <mc:Fallback xmlns:ve="http://schemas.openxmlformats.org/markup-compatibility/2006" xmlns:a="http://schemas.openxmlformats.org/drawingml/2006/main" xmlns:pic="http://schemas.openxmlformats.org/drawingml/2006/picture">
             <w:pict>
               <v:line style="position:absolute;mso-position-horizontal-relative:page;mso-position-vertical-relative:paragraph;z-index:15736832" from="43pt,10.443779pt" to="43pt,82.443779pt" stroked="true" strokeweight="1.6pt" strokecolor="#724f80">
                 <v:stroke dashstyle="solid"/>
@@ -16597,7 +16600,7 @@
               </wp:anchor>
             </w:drawing>
           </mc:Choice>
-          <mc:Fallback xmlns:pic="http://schemas.openxmlformats.org/drawingml/2006/picture" xmlns:a="http://schemas.openxmlformats.org/drawingml/2006/main" xmlns:ve="http://schemas.openxmlformats.org/markup-compatibility/2006">
+          <mc:Fallback xmlns:ve="http://schemas.openxmlformats.org/markup-compatibility/2006" xmlns:a="http://schemas.openxmlformats.org/drawingml/2006/main" xmlns:pic="http://schemas.openxmlformats.org/drawingml/2006/picture">
             <w:pict>
               <v:line style="position:absolute;mso-position-horizontal-relative:page;mso-position-vertical-relative:paragraph;z-index:15737344" from="43pt,46.433086pt" to="43pt,63.433086pt" stroked="true" strokeweight="1.6pt" strokecolor="#1f6e67">
                 <v:stroke dashstyle="solid"/>
@@ -16727,7 +16730,7 @@
               </wp:anchor>
             </w:drawing>
           </mc:Choice>
-          <mc:Fallback xmlns:pic="http://schemas.openxmlformats.org/drawingml/2006/picture" xmlns:a="http://schemas.openxmlformats.org/drawingml/2006/main" xmlns:ve="http://schemas.openxmlformats.org/markup-compatibility/2006">
+          <mc:Fallback xmlns:ve="http://schemas.openxmlformats.org/markup-compatibility/2006" xmlns:a="http://schemas.openxmlformats.org/drawingml/2006/main" xmlns:pic="http://schemas.openxmlformats.org/drawingml/2006/picture">
             <w:pict>
               <v:group style="position:absolute;margin-left:42.200001pt;margin-top:69.433083pt;width:4.6pt;height:17pt;mso-position-horizontal-relative:page;mso-position-vertical-relative:paragraph;z-index:15737856" id="docshapegroup32" coordorigin="844,1389" coordsize="92,340">
                 <v:line style="position:absolute" from="860,1389" to="860,1729" stroked="true" strokeweight="1.6pt" strokecolor="#315e9a">
@@ -16862,7 +16865,7 @@
               </wp:anchor>
             </w:drawing>
           </mc:Choice>
-          <mc:Fallback xmlns:pic="http://schemas.openxmlformats.org/drawingml/2006/picture" xmlns:a="http://schemas.openxmlformats.org/drawingml/2006/main" xmlns:ve="http://schemas.openxmlformats.org/markup-compatibility/2006">
+          <mc:Fallback xmlns:ve="http://schemas.openxmlformats.org/markup-compatibility/2006" xmlns:a="http://schemas.openxmlformats.org/drawingml/2006/main" xmlns:pic="http://schemas.openxmlformats.org/drawingml/2006/picture">
             <w:pict>
               <v:group style="position:absolute;margin-left:42.200001pt;margin-top:92.433083pt;width:4.6pt;height:17pt;mso-position-horizontal-relative:page;mso-position-vertical-relative:paragraph;z-index:15738368" id="docshapegroup33" coordorigin="844,1849" coordsize="92,340">
                 <v:line style="position:absolute" from="860,1849" to="860,2189" stroked="true" strokeweight="1.6pt" strokecolor="#315e9a">
@@ -18276,7 +18279,7 @@
               </wp:anchor>
             </w:drawing>
           </mc:Choice>
-          <mc:Fallback xmlns:pic="http://schemas.openxmlformats.org/drawingml/2006/picture" xmlns:a="http://schemas.openxmlformats.org/drawingml/2006/main" xmlns:ve="http://schemas.openxmlformats.org/markup-compatibility/2006">
+          <mc:Fallback xmlns:ve="http://schemas.openxmlformats.org/markup-compatibility/2006" xmlns:a="http://schemas.openxmlformats.org/drawingml/2006/main" xmlns:pic="http://schemas.openxmlformats.org/drawingml/2006/picture">
             <w:pict>
               <v:group style="position:absolute;margin-left:37.200001pt;margin-top:-67.223976pt;width:10.6pt;height:18pt;mso-position-horizontal-relative:page;mso-position-vertical-relative:paragraph;z-index:15738880" id="docshapegroup34" coordorigin="744,-1344" coordsize="212,360">
                 <v:line style="position:absolute" from="760,-1344" to="760,-984" stroked="true" strokeweight="1.6pt" strokecolor="#1f6e67">
@@ -18367,7 +18370,7 @@
               </wp:anchor>
             </w:drawing>
           </mc:Choice>
-          <mc:Fallback xmlns:pic="http://schemas.openxmlformats.org/drawingml/2006/picture" xmlns:a="http://schemas.openxmlformats.org/drawingml/2006/main" xmlns:ve="http://schemas.openxmlformats.org/markup-compatibility/2006">
+          <mc:Fallback xmlns:ve="http://schemas.openxmlformats.org/markup-compatibility/2006" xmlns:a="http://schemas.openxmlformats.org/drawingml/2006/main" xmlns:pic="http://schemas.openxmlformats.org/drawingml/2006/picture">
             <w:pict>
               <v:line style="position:absolute;mso-position-horizontal-relative:page;mso-position-vertical-relative:paragraph;z-index:15739392" from="43pt,-43.223976pt" to="43pt,-25.223976pt" stroked="true" strokeweight="1.6pt" strokecolor="#724f80">
                 <v:stroke dashstyle="solid"/>
@@ -18447,7 +18450,7 @@
               </wp:anchor>
             </w:drawing>
           </mc:Choice>
-          <mc:Fallback xmlns:pic="http://schemas.openxmlformats.org/drawingml/2006/picture" xmlns:a="http://schemas.openxmlformats.org/drawingml/2006/main" xmlns:ve="http://schemas.openxmlformats.org/markup-compatibility/2006">
+          <mc:Fallback xmlns:ve="http://schemas.openxmlformats.org/markup-compatibility/2006" xmlns:a="http://schemas.openxmlformats.org/drawingml/2006/main" xmlns:pic="http://schemas.openxmlformats.org/drawingml/2006/picture">
             <w:pict>
               <v:line style="position:absolute;mso-position-horizontal-relative:page;mso-position-vertical-relative:paragraph;z-index:15739904" from="43pt,3.776025pt" to="43pt,14.776025pt" stroked="true" strokeweight="1.6pt" strokecolor="#724f80">
                 <v:stroke dashstyle="solid"/>
@@ -18682,7 +18685,7 @@
               </wp:anchor>
             </w:drawing>
           </mc:Choice>
-          <mc:Fallback xmlns:pic="http://schemas.openxmlformats.org/drawingml/2006/picture" xmlns:a="http://schemas.openxmlformats.org/drawingml/2006/main" xmlns:ve="http://schemas.openxmlformats.org/markup-compatibility/2006">
+          <mc:Fallback xmlns:ve="http://schemas.openxmlformats.org/markup-compatibility/2006" xmlns:a="http://schemas.openxmlformats.org/drawingml/2006/main" xmlns:pic="http://schemas.openxmlformats.org/drawingml/2006/picture">
             <w:pict>
               <v:group style="position:absolute;margin-left:42.200001pt;margin-top:9.077588pt;width:1.6pt;height:52pt;mso-position-horizontal-relative:page;mso-position-vertical-relative:paragraph;z-index:15740416" id="docshapegroup35" coordorigin="844,182" coordsize="32,1040">
                 <v:line style="position:absolute" from="860,182" to="860,422" stroked="true" strokeweight="1.6pt" strokecolor="#1f6e67">
@@ -19072,7 +19075,7 @@
               </wp:anchor>
             </w:drawing>
           </mc:Choice>
-          <mc:Fallback xmlns:pic="http://schemas.openxmlformats.org/drawingml/2006/picture" xmlns:a="http://schemas.openxmlformats.org/drawingml/2006/main" xmlns:ve="http://schemas.openxmlformats.org/markup-compatibility/2006">
+          <mc:Fallback xmlns:ve="http://schemas.openxmlformats.org/markup-compatibility/2006" xmlns:a="http://schemas.openxmlformats.org/drawingml/2006/main" xmlns:pic="http://schemas.openxmlformats.org/drawingml/2006/picture">
             <w:pict>
               <v:line style="position:absolute;mso-position-horizontal-relative:page;mso-position-vertical-relative:paragraph;z-index:15740928" from="43pt,14.658374pt" to="43pt,158.658374pt" stroked="true" strokeweight="1.6pt" strokecolor="#724f80">
                 <v:stroke dashstyle="solid"/>
@@ -20007,7 +20010,7 @@
               </wp:anchor>
             </w:drawing>
           </mc:Choice>
-          <mc:Fallback xmlns:pic="http://schemas.openxmlformats.org/drawingml/2006/picture" xmlns:a="http://schemas.openxmlformats.org/drawingml/2006/main" xmlns:ve="http://schemas.openxmlformats.org/markup-compatibility/2006">
+          <mc:Fallback xmlns:ve="http://schemas.openxmlformats.org/markup-compatibility/2006" xmlns:a="http://schemas.openxmlformats.org/drawingml/2006/main" xmlns:pic="http://schemas.openxmlformats.org/drawingml/2006/picture">
             <w:pict>
               <v:line style="position:absolute;mso-position-horizontal-relative:page;mso-position-vertical-relative:paragraph;z-index:15741440" from="43pt,2.516005pt" to="43pt,88.516005pt" stroked="true" strokeweight="1.6pt" strokecolor="#724f80">
                 <v:stroke dashstyle="solid"/>
@@ -20176,7 +20179,7 @@
               </wp:anchor>
             </w:drawing>
           </mc:Choice>
-          <mc:Fallback xmlns:pic="http://schemas.openxmlformats.org/drawingml/2006/picture" xmlns:a="http://schemas.openxmlformats.org/drawingml/2006/main" xmlns:ve="http://schemas.openxmlformats.org/markup-compatibility/2006">
+          <mc:Fallback xmlns:ve="http://schemas.openxmlformats.org/markup-compatibility/2006" xmlns:a="http://schemas.openxmlformats.org/drawingml/2006/main" xmlns:pic="http://schemas.openxmlformats.org/drawingml/2006/picture">
             <w:pict>
               <v:shape style="position:absolute;margin-left:50.400002pt;margin-top:8.84788pt;width:245.75pt;height:11.8pt;mso-position-horizontal-relative:page;mso-position-vertical-relative:paragraph;z-index:-16239616" type="#_x0000_t202" id="docshape36" filled="false" stroked="false">
                 <v:textbox inset="0,0,0,0">
@@ -20348,7 +20351,7 @@
               </wp:anchor>
             </w:drawing>
           </mc:Choice>
-          <mc:Fallback xmlns:pic="http://schemas.openxmlformats.org/drawingml/2006/picture" xmlns:a="http://schemas.openxmlformats.org/drawingml/2006/main" xmlns:ve="http://schemas.openxmlformats.org/markup-compatibility/2006">
+          <mc:Fallback xmlns:ve="http://schemas.openxmlformats.org/markup-compatibility/2006" xmlns:a="http://schemas.openxmlformats.org/drawingml/2006/main" xmlns:pic="http://schemas.openxmlformats.org/drawingml/2006/picture">
             <w:pict>
               <v:rect style="position:absolute;margin-left:50.400002pt;margin-top:6.867568pt;width:410pt;height:15pt;mso-position-horizontal-relative:page;mso-position-vertical-relative:paragraph;z-index:-16233984" id="docshape37" filled="true" fillcolor="#ffffff" stroked="false">
                 <v:fill type="solid"/>
@@ -20714,8 +20717,8 @@
           <w:sz w:val="15"/>
         </w:rPr>
         <w:sectPr>
-          <w:headerReference w:type="default" r:id="rId26"/>
-          <w:footerReference w:type="default" r:id="rId27"/>
+          <w:headerReference w:type="default" r:id="rId27"/>
+          <w:footerReference w:type="default" r:id="rId28"/>
           <w:pgSz w:w="11910" w:h="16840"/>
           <w:pgMar w:top="360" w:right="850" w:bottom="1100" w:left="850" w:header="0" w:footer="918" w:gutter="0"/>
           <w:cols w:space="720"/>
@@ -20810,7 +20813,7 @@
               </wp:anchor>
             </w:drawing>
           </mc:Choice>
-          <mc:Fallback xmlns:pic="http://schemas.openxmlformats.org/drawingml/2006/picture" xmlns:a="http://schemas.openxmlformats.org/drawingml/2006/main" xmlns:ve="http://schemas.openxmlformats.org/markup-compatibility/2006">
+          <mc:Fallback xmlns:ve="http://schemas.openxmlformats.org/markup-compatibility/2006" xmlns:a="http://schemas.openxmlformats.org/drawingml/2006/main" xmlns:pic="http://schemas.openxmlformats.org/drawingml/2006/picture">
             <w:pict>
               <v:rect style="position:absolute;margin-left:0pt;margin-top:49.889771pt;width:595.275574pt;height:12pt;mso-position-horizontal-relative:page;mso-position-vertical-relative:page;z-index:15747072" id="docshape39" filled="true" fillcolor="#077e83" stroked="false">
                 <v:fill type="solid"/>
@@ -20880,7 +20883,7 @@
                     <pic:cNvPicPr/>
                   </pic:nvPicPr>
                   <pic:blipFill>
-                    <a:blip r:embed="rId28" cstate="print"/>
+                    <a:blip r:embed="rId29" cstate="print"/>
                     <a:stretch>
                       <a:fillRect/>
                     </a:stretch>
@@ -21342,7 +21345,7 @@
               </wp:anchor>
             </w:drawing>
           </mc:Choice>
-          <mc:Fallback xmlns:pic="http://schemas.openxmlformats.org/drawingml/2006/picture" xmlns:a="http://schemas.openxmlformats.org/drawingml/2006/main" xmlns:ve="http://schemas.openxmlformats.org/markup-compatibility/2006">
+          <mc:Fallback xmlns:ve="http://schemas.openxmlformats.org/markup-compatibility/2006" xmlns:a="http://schemas.openxmlformats.org/drawingml/2006/main" xmlns:pic="http://schemas.openxmlformats.org/drawingml/2006/picture">
             <w:pict>
               <v:shape style="position:absolute;margin-left:48.349998pt;margin-top:5.256592pt;width:159.3pt;height:22.3pt;mso-position-horizontal-relative:page;mso-position-vertical-relative:paragraph;z-index:-15714816;mso-wrap-distance-left:0;mso-wrap-distance-right:0" type="#_x0000_t202" id="docshape40" filled="false" stroked="true" strokeweight=".7pt" strokecolor="#bccec9">
                 <v:textbox inset="0,0,0,0">
@@ -21463,7 +21466,7 @@
               </wp:anchor>
             </w:drawing>
           </mc:Choice>
-          <mc:Fallback xmlns:pic="http://schemas.openxmlformats.org/drawingml/2006/picture" xmlns:a="http://schemas.openxmlformats.org/drawingml/2006/main" xmlns:ve="http://schemas.openxmlformats.org/markup-compatibility/2006">
+          <mc:Fallback xmlns:ve="http://schemas.openxmlformats.org/markup-compatibility/2006" xmlns:a="http://schemas.openxmlformats.org/drawingml/2006/main" xmlns:pic="http://schemas.openxmlformats.org/drawingml/2006/picture">
             <w:pict>
               <v:shape style="position:absolute;margin-left:224.350006pt;margin-top:5.256592pt;width:159.3pt;height:22.3pt;mso-position-horizontal-relative:page;mso-position-vertical-relative:paragraph;z-index:-15714304;mso-wrap-distance-left:0;mso-wrap-distance-right:0" type="#_x0000_t202" id="docshape41" filled="false" stroked="true" strokeweight=".7pt" strokecolor="#bccec9">
                 <v:textbox inset="0,0,0,0">
@@ -21584,7 +21587,7 @@
               </wp:anchor>
             </w:drawing>
           </mc:Choice>
-          <mc:Fallback xmlns:pic="http://schemas.openxmlformats.org/drawingml/2006/picture" xmlns:a="http://schemas.openxmlformats.org/drawingml/2006/main" xmlns:ve="http://schemas.openxmlformats.org/markup-compatibility/2006">
+          <mc:Fallback xmlns:ve="http://schemas.openxmlformats.org/markup-compatibility/2006" xmlns:a="http://schemas.openxmlformats.org/drawingml/2006/main" xmlns:pic="http://schemas.openxmlformats.org/drawingml/2006/picture">
             <w:pict>
               <v:shape style="position:absolute;margin-left:400.350006pt;margin-top:5.256592pt;width:163.3pt;height:22.3pt;mso-position-horizontal-relative:page;mso-position-vertical-relative:paragraph;z-index:-15713792;mso-wrap-distance-left:0;mso-wrap-distance-right:0" type="#_x0000_t202" id="docshape42" filled="false" stroked="true" strokeweight=".7pt" strokecolor="#bccec9">
                 <v:textbox inset="0,0,0,0">
@@ -21781,7 +21784,7 @@
               </wp:anchor>
             </w:drawing>
           </mc:Choice>
-          <mc:Fallback xmlns:pic="http://schemas.openxmlformats.org/drawingml/2006/picture" xmlns:a="http://schemas.openxmlformats.org/drawingml/2006/main" xmlns:ve="http://schemas.openxmlformats.org/markup-compatibility/2006">
+          <mc:Fallback xmlns:ve="http://schemas.openxmlformats.org/markup-compatibility/2006" xmlns:a="http://schemas.openxmlformats.org/drawingml/2006/main" xmlns:pic="http://schemas.openxmlformats.org/drawingml/2006/picture">
             <w:pict>
               <v:shape style="position:absolute;margin-left:48.349998pt;margin-top:5.251953pt;width:249.3pt;height:22.3pt;mso-position-horizontal-relative:page;mso-position-vertical-relative:paragraph;z-index:-15713280;mso-wrap-distance-left:0;mso-wrap-distance-right:0" type="#_x0000_t202" id="docshape43" filled="false" stroked="true" strokeweight=".7pt" strokecolor="#bccec9">
                 <v:textbox inset="0,0,0,0">
@@ -21902,7 +21905,7 @@
               </wp:anchor>
             </w:drawing>
           </mc:Choice>
-          <mc:Fallback xmlns:pic="http://schemas.openxmlformats.org/drawingml/2006/picture" xmlns:a="http://schemas.openxmlformats.org/drawingml/2006/main" xmlns:ve="http://schemas.openxmlformats.org/markup-compatibility/2006">
+          <mc:Fallback xmlns:ve="http://schemas.openxmlformats.org/markup-compatibility/2006" xmlns:a="http://schemas.openxmlformats.org/drawingml/2006/main" xmlns:pic="http://schemas.openxmlformats.org/drawingml/2006/picture">
             <w:pict>
               <v:shape style="position:absolute;margin-left:315.350006pt;margin-top:5.251953pt;width:248.3pt;height:22.3pt;mso-position-horizontal-relative:page;mso-position-vertical-relative:paragraph;z-index:-15712768;mso-wrap-distance-left:0;mso-wrap-distance-right:0" type="#_x0000_t202" id="docshape44" filled="false" stroked="true" strokeweight=".7pt" strokecolor="#bccec9">
                 <v:textbox inset="0,0,0,0">
@@ -22557,7 +22560,7 @@
               </wp:anchor>
             </w:drawing>
           </mc:Choice>
-          <mc:Fallback xmlns:pic="http://schemas.openxmlformats.org/drawingml/2006/picture" xmlns:a="http://schemas.openxmlformats.org/drawingml/2006/main" xmlns:ve="http://schemas.openxmlformats.org/markup-compatibility/2006">
+          <mc:Fallback xmlns:ve="http://schemas.openxmlformats.org/markup-compatibility/2006" xmlns:a="http://schemas.openxmlformats.org/drawingml/2006/main" xmlns:pic="http://schemas.openxmlformats.org/drawingml/2006/picture">
             <w:pict>
               <v:shape style="position:absolute;margin-left:48.349998pt;margin-top:5.244238pt;width:515.3pt;height:88.3pt;mso-position-horizontal-relative:page;mso-position-vertical-relative:paragraph;z-index:-15712256;mso-wrap-distance-left:0;mso-wrap-distance-right:0" type="#_x0000_t202" id="docshape45" filled="false" stroked="true" strokeweight=".7pt" strokecolor="#bccec9">
                 <v:textbox inset="0,0,0,0">
@@ -23084,7 +23087,7 @@
               </wp:anchor>
             </w:drawing>
           </mc:Choice>
-          <mc:Fallback xmlns:pic="http://schemas.openxmlformats.org/drawingml/2006/picture" xmlns:a="http://schemas.openxmlformats.org/drawingml/2006/main" xmlns:ve="http://schemas.openxmlformats.org/markup-compatibility/2006">
+          <mc:Fallback xmlns:ve="http://schemas.openxmlformats.org/markup-compatibility/2006" xmlns:a="http://schemas.openxmlformats.org/drawingml/2006/main" xmlns:pic="http://schemas.openxmlformats.org/drawingml/2006/picture">
             <w:pict>
               <v:shape style="position:absolute;margin-left:48.349998pt;margin-top:5.25332pt;width:515.3pt;height:53.3pt;mso-position-horizontal-relative:page;mso-position-vertical-relative:paragraph;z-index:-15711744;mso-wrap-distance-left:0;mso-wrap-distance-right:0" type="#_x0000_t202" id="docshape46" filled="false" stroked="true" strokeweight=".7pt" strokecolor="#bccec9">
                 <v:textbox inset="0,0,0,0">
@@ -23640,7 +23643,7 @@
               </wp:anchor>
             </w:drawing>
           </mc:Choice>
-          <mc:Fallback xmlns:pic="http://schemas.openxmlformats.org/drawingml/2006/picture" xmlns:a="http://schemas.openxmlformats.org/drawingml/2006/main" xmlns:ve="http://schemas.openxmlformats.org/markup-compatibility/2006">
+          <mc:Fallback xmlns:ve="http://schemas.openxmlformats.org/markup-compatibility/2006" xmlns:a="http://schemas.openxmlformats.org/drawingml/2006/main" xmlns:pic="http://schemas.openxmlformats.org/drawingml/2006/picture">
             <w:pict>
               <v:shape style="position:absolute;margin-left:48.349998pt;margin-top:5.254199pt;width:515.3pt;height:97.3pt;mso-position-horizontal-relative:page;mso-position-vertical-relative:paragraph;z-index:-15711232;mso-wrap-distance-left:0;mso-wrap-distance-right:0" type="#_x0000_t202" id="docshape47" filled="false" stroked="true" strokeweight=".7pt" strokecolor="#bccec9">
                 <v:textbox inset="0,0,0,0">
@@ -23917,7 +23920,7 @@
               </wp:anchor>
             </w:drawing>
           </mc:Choice>
-          <mc:Fallback xmlns:pic="http://schemas.openxmlformats.org/drawingml/2006/picture" xmlns:a="http://schemas.openxmlformats.org/drawingml/2006/main" xmlns:ve="http://schemas.openxmlformats.org/markup-compatibility/2006">
+          <mc:Fallback xmlns:ve="http://schemas.openxmlformats.org/markup-compatibility/2006" xmlns:a="http://schemas.openxmlformats.org/drawingml/2006/main" xmlns:pic="http://schemas.openxmlformats.org/drawingml/2006/picture">
             <w:pict>
               <v:shape style="position:absolute;margin-left:48pt;margin-top:121.904198pt;width:516pt;height:.1pt;mso-position-horizontal-relative:page;mso-position-vertical-relative:paragraph;z-index:-15710720;mso-wrap-distance-left:0;mso-wrap-distance-right:0" id="docshape48" coordorigin="960,2438" coordsize="10320,0" path="m960,2438l11280,2438e" filled="false" stroked="true" strokeweight="1pt" strokecolor="#bccec9">
                 <v:path arrowok="t"/>
@@ -23999,8 +24002,8 @@
           <w:sz w:val="16"/>
         </w:rPr>
         <w:sectPr>
-          <w:headerReference w:type="default" r:id="rId29"/>
-          <w:footerReference w:type="default" r:id="rId30"/>
+          <w:headerReference w:type="default" r:id="rId30"/>
+          <w:footerReference w:type="default" r:id="rId31"/>
           <w:pgSz w:w="11910" w:h="16840"/>
           <w:pgMar w:top="220" w:right="566" w:bottom="840" w:left="850" w:header="0" w:footer="645" w:gutter="0"/>
           <w:cols w:space="720"/>
@@ -24283,7 +24286,7 @@
               </wp:anchor>
             </w:drawing>
           </mc:Choice>
-          <mc:Fallback xmlns:pic="http://schemas.openxmlformats.org/drawingml/2006/picture" xmlns:a="http://schemas.openxmlformats.org/drawingml/2006/main" xmlns:ve="http://schemas.openxmlformats.org/markup-compatibility/2006">
+          <mc:Fallback xmlns:ve="http://schemas.openxmlformats.org/markup-compatibility/2006" xmlns:a="http://schemas.openxmlformats.org/drawingml/2006/main" xmlns:pic="http://schemas.openxmlformats.org/drawingml/2006/picture">
             <w:pict>
               <v:shape style="position:absolute;margin-left:48.349998pt;margin-top:11.754395pt;width:515.3pt;height:37.3pt;mso-position-horizontal-relative:page;mso-position-vertical-relative:paragraph;z-index:-15709696;mso-wrap-distance-left:0;mso-wrap-distance-right:0" type="#_x0000_t202" id="docshape54" filled="false" stroked="true" strokeweight=".7pt" strokecolor="#bccec9">
                 <v:textbox inset="0,0,0,0">
@@ -24553,7 +24556,7 @@
               </wp:anchor>
             </w:drawing>
           </mc:Choice>
-          <mc:Fallback xmlns:pic="http://schemas.openxmlformats.org/drawingml/2006/picture" xmlns:a="http://schemas.openxmlformats.org/drawingml/2006/main" xmlns:ve="http://schemas.openxmlformats.org/markup-compatibility/2006">
+          <mc:Fallback xmlns:ve="http://schemas.openxmlformats.org/markup-compatibility/2006" xmlns:a="http://schemas.openxmlformats.org/drawingml/2006/main" xmlns:pic="http://schemas.openxmlformats.org/drawingml/2006/picture">
             <w:pict>
               <v:shape style="position:absolute;margin-left:48.349998pt;margin-top:5.250977pt;width:515.3pt;height:37.3pt;mso-position-horizontal-relative:page;mso-position-vertical-relative:paragraph;z-index:-15709184;mso-wrap-distance-left:0;mso-wrap-distance-right:0" type="#_x0000_t202" id="docshape55" filled="false" stroked="true" strokeweight=".7pt" strokecolor="#bccec9">
                 <v:textbox inset="0,0,0,0">
@@ -24793,7 +24796,7 @@
               </wp:anchor>
             </w:drawing>
           </mc:Choice>
-          <mc:Fallback xmlns:pic="http://schemas.openxmlformats.org/drawingml/2006/picture" xmlns:a="http://schemas.openxmlformats.org/drawingml/2006/main" xmlns:ve="http://schemas.openxmlformats.org/markup-compatibility/2006">
+          <mc:Fallback xmlns:ve="http://schemas.openxmlformats.org/markup-compatibility/2006" xmlns:a="http://schemas.openxmlformats.org/drawingml/2006/main" xmlns:pic="http://schemas.openxmlformats.org/drawingml/2006/picture">
             <w:pict>
               <v:shape style="position:absolute;margin-left:48.349998pt;margin-top:5.250977pt;width:515.3pt;height:45.3pt;mso-position-horizontal-relative:page;mso-position-vertical-relative:paragraph;z-index:-15708672;mso-wrap-distance-left:0;mso-wrap-distance-right:0" type="#_x0000_t202" id="docshape56" filled="false" stroked="true" strokeweight=".7pt" strokecolor="#bccec9">
                 <v:textbox inset="0,0,0,0">
@@ -25536,7 +25539,7 @@
               </wp:anchor>
             </w:drawing>
           </mc:Choice>
-          <mc:Fallback xmlns:pic="http://schemas.openxmlformats.org/drawingml/2006/picture" xmlns:a="http://schemas.openxmlformats.org/drawingml/2006/main" xmlns:ve="http://schemas.openxmlformats.org/markup-compatibility/2006">
+          <mc:Fallback xmlns:ve="http://schemas.openxmlformats.org/markup-compatibility/2006" xmlns:a="http://schemas.openxmlformats.org/drawingml/2006/main" xmlns:pic="http://schemas.openxmlformats.org/drawingml/2006/picture">
             <w:pict>
               <v:shape style="position:absolute;margin-left:48.349998pt;margin-top:5.24336pt;width:515.3pt;height:53.3pt;mso-position-horizontal-relative:page;mso-position-vertical-relative:paragraph;z-index:-15708160;mso-wrap-distance-left:0;mso-wrap-distance-right:0" type="#_x0000_t202" id="docshape57" filled="false" stroked="true" strokeweight=".7pt" strokecolor="#bccec9">
                 <v:textbox inset="0,0,0,0">
@@ -26394,7 +26397,7 @@
               </wp:anchor>
             </w:drawing>
           </mc:Choice>
-          <mc:Fallback xmlns:pic="http://schemas.openxmlformats.org/drawingml/2006/picture" xmlns:a="http://schemas.openxmlformats.org/drawingml/2006/main" xmlns:ve="http://schemas.openxmlformats.org/markup-compatibility/2006">
+          <mc:Fallback xmlns:ve="http://schemas.openxmlformats.org/markup-compatibility/2006" xmlns:a="http://schemas.openxmlformats.org/drawingml/2006/main" xmlns:pic="http://schemas.openxmlformats.org/drawingml/2006/picture">
             <w:pict>
               <v:shape style="position:absolute;margin-left:48.349998pt;margin-top:5.24336pt;width:515.3pt;height:49.3pt;mso-position-horizontal-relative:page;mso-position-vertical-relative:paragraph;z-index:-15707648;mso-wrap-distance-left:0;mso-wrap-distance-right:0" type="#_x0000_t202" id="docshape58" filled="false" stroked="true" strokeweight=".7pt" strokecolor="#bccec9">
                 <v:textbox inset="0,0,0,0">
@@ -27285,7 +27288,7 @@
               </wp:anchor>
             </w:drawing>
           </mc:Choice>
-          <mc:Fallback xmlns:pic="http://schemas.openxmlformats.org/drawingml/2006/picture" xmlns:a="http://schemas.openxmlformats.org/drawingml/2006/main" xmlns:ve="http://schemas.openxmlformats.org/markup-compatibility/2006">
+          <mc:Fallback xmlns:ve="http://schemas.openxmlformats.org/markup-compatibility/2006" xmlns:a="http://schemas.openxmlformats.org/drawingml/2006/main" xmlns:pic="http://schemas.openxmlformats.org/drawingml/2006/picture">
             <w:pict>
               <v:shape style="position:absolute;margin-left:48.349998pt;margin-top:5.199707pt;width:515.3pt;height:50.3pt;mso-position-horizontal-relative:page;mso-position-vertical-relative:paragraph;z-index:-15707136;mso-wrap-distance-left:0;mso-wrap-distance-right:0" type="#_x0000_t202" id="docshape59" filled="false" stroked="true" strokeweight=".7pt" strokecolor="#bccec9">
                 <v:textbox inset="0,0,0,0">
@@ -27545,8 +27548,8 @@
           <w:sz w:val="6"/>
         </w:rPr>
         <w:sectPr>
-          <w:headerReference w:type="default" r:id="rId31"/>
-          <w:footerReference w:type="default" r:id="rId32"/>
+          <w:headerReference w:type="default" r:id="rId32"/>
+          <w:footerReference w:type="default" r:id="rId33"/>
           <w:pgSz w:w="11910" w:h="16840"/>
           <w:pgMar w:top="1220" w:right="566" w:bottom="940" w:left="850" w:header="381" w:footer="750" w:gutter="0"/>
           <w:pgNumType w:start="2"/>
@@ -28184,7 +28187,7 @@
               </wp:anchor>
             </w:drawing>
           </mc:Choice>
-          <mc:Fallback xmlns:pic="http://schemas.openxmlformats.org/drawingml/2006/picture" xmlns:a="http://schemas.openxmlformats.org/drawingml/2006/main" xmlns:ve="http://schemas.openxmlformats.org/markup-compatibility/2006">
+          <mc:Fallback xmlns:ve="http://schemas.openxmlformats.org/markup-compatibility/2006" xmlns:a="http://schemas.openxmlformats.org/drawingml/2006/main" xmlns:pic="http://schemas.openxmlformats.org/drawingml/2006/picture">
             <w:pict>
               <v:shape style="position:absolute;margin-left:48.349998pt;margin-top:12.744433pt;width:515.3pt;height:54.3pt;mso-position-horizontal-relative:page;mso-position-vertical-relative:paragraph;z-index:-15706624;mso-wrap-distance-left:0;mso-wrap-distance-right:0" type="#_x0000_t202" id="docshape60" filled="false" stroked="true" strokeweight=".7pt" strokecolor="#bccec9">
                 <v:textbox inset="0,0,0,0">
@@ -28785,7 +28788,7 @@
               </wp:anchor>
             </w:drawing>
           </mc:Choice>
-          <mc:Fallback xmlns:pic="http://schemas.openxmlformats.org/drawingml/2006/picture" xmlns:a="http://schemas.openxmlformats.org/drawingml/2006/main" xmlns:ve="http://schemas.openxmlformats.org/markup-compatibility/2006">
+          <mc:Fallback xmlns:ve="http://schemas.openxmlformats.org/markup-compatibility/2006" xmlns:a="http://schemas.openxmlformats.org/drawingml/2006/main" xmlns:pic="http://schemas.openxmlformats.org/drawingml/2006/picture">
             <w:pict>
               <v:shape style="position:absolute;margin-left:48.349998pt;margin-top:5.254199pt;width:515.3pt;height:51.3pt;mso-position-horizontal-relative:page;mso-position-vertical-relative:paragraph;z-index:-15706112;mso-wrap-distance-left:0;mso-wrap-distance-right:0" type="#_x0000_t202" id="docshape61" filled="false" stroked="true" strokeweight=".7pt" strokecolor="#bccec9">
                 <v:textbox inset="0,0,0,0">
@@ -29193,7 +29196,7 @@
               </wp:anchor>
             </w:drawing>
           </mc:Choice>
-          <mc:Fallback xmlns:pic="http://schemas.openxmlformats.org/drawingml/2006/picture" xmlns:a="http://schemas.openxmlformats.org/drawingml/2006/main" xmlns:ve="http://schemas.openxmlformats.org/markup-compatibility/2006">
+          <mc:Fallback xmlns:ve="http://schemas.openxmlformats.org/markup-compatibility/2006" xmlns:a="http://schemas.openxmlformats.org/drawingml/2006/main" xmlns:pic="http://schemas.openxmlformats.org/drawingml/2006/picture">
             <w:pict>
               <v:shape style="position:absolute;margin-left:48.349998pt;margin-top:20.802343pt;width:515.3pt;height:43.3pt;mso-position-horizontal-relative:page;mso-position-vertical-relative:paragraph;z-index:-15705600;mso-wrap-distance-left:0;mso-wrap-distance-right:0" type="#_x0000_t202" id="docshape62" filled="false" stroked="true" strokeweight=".7pt" strokecolor="#bccec9">
                 <v:textbox inset="0,0,0,0">
@@ -29403,7 +29406,7 @@
               </wp:anchor>
             </w:drawing>
           </mc:Choice>
-          <mc:Fallback xmlns:pic="http://schemas.openxmlformats.org/drawingml/2006/picture" xmlns:a="http://schemas.openxmlformats.org/drawingml/2006/main" xmlns:ve="http://schemas.openxmlformats.org/markup-compatibility/2006">
+          <mc:Fallback xmlns:ve="http://schemas.openxmlformats.org/markup-compatibility/2006" xmlns:a="http://schemas.openxmlformats.org/drawingml/2006/main" xmlns:pic="http://schemas.openxmlformats.org/drawingml/2006/picture">
             <w:pict>
               <v:shape style="position:absolute;margin-left:48.349998pt;margin-top:5.253906pt;width:515.3pt;height:27.3pt;mso-position-horizontal-relative:page;mso-position-vertical-relative:paragraph;z-index:-15705088;mso-wrap-distance-left:0;mso-wrap-distance-right:0" type="#_x0000_t202" id="docshape63" filled="false" stroked="true" strokeweight=".7pt" strokecolor="#bccec9">
                 <v:textbox inset="0,0,0,0">
@@ -29695,7 +29698,7 @@
                           <pic:cNvPicPr/>
                         </pic:nvPicPr>
                         <pic:blipFill>
-                          <a:blip r:embed="rId33" cstate="print"/>
+                          <a:blip r:embed="rId34" cstate="print"/>
                           <a:stretch>
                             <a:fillRect/>
                           </a:stretch>
@@ -30215,7 +30218,7 @@
               </wp:anchor>
             </w:drawing>
           </mc:Choice>
-          <mc:Fallback xmlns:pic="http://schemas.openxmlformats.org/drawingml/2006/picture" xmlns:a="http://schemas.openxmlformats.org/drawingml/2006/main" xmlns:ve="http://schemas.openxmlformats.org/markup-compatibility/2006">
+          <mc:Fallback xmlns:ve="http://schemas.openxmlformats.org/markup-compatibility/2006" xmlns:a="http://schemas.openxmlformats.org/drawingml/2006/main" xmlns:pic="http://schemas.openxmlformats.org/drawingml/2006/picture">
             <w:pict>
               <v:group style="position:absolute;margin-left:48pt;margin-top:16.85293pt;width:516pt;height:156pt;mso-position-horizontal-relative:page;mso-position-vertical-relative:paragraph;z-index:-15704576;mso-wrap-distance-left:0;mso-wrap-distance-right:0" id="docshapegroup64" coordorigin="960,337" coordsize="10320,3120">
                 <v:shape style="position:absolute;left:960;top:337;width:10320;height:3120" id="docshape65" coordorigin="960,337" coordsize="10320,3120" path="m11140,337l1100,337,1045,348,1001,378,971,423,960,477,960,3317,971,3372,1001,3416,1045,3446,1100,3457,11140,3457,11195,3446,11239,3416,11269,3372,11280,3317,11280,477,11269,423,11239,378,11195,348,11140,337xe" filled="true" fillcolor="#edf5f3" stroked="false">
@@ -30229,7 +30232,7 @@
                   <v:stroke dashstyle="solid"/>
                 </v:line>
                 <v:shape style="position:absolute;left:5040;top:1405;width:3600;height:872" type="#_x0000_t75" id="docshape66" stroked="false">
-                  <v:imagedata r:id="rId34" o:title=""/>
+                  <v:imagedata r:id="rId35" o:title=""/>
                 </v:shape>
                 <v:shape style="position:absolute;left:1220;top:639;width:9595;height:896" type="#_x0000_t202" id="docshape67" filled="false" stroked="false">
                   <v:textbox inset="0,0,0,0">
@@ -30821,7 +30824,7 @@
             </wp:anchor>
           </w:drawing>
         </mc:Choice>
-        <mc:Fallback xmlns:pic="http://schemas.openxmlformats.org/drawingml/2006/picture" xmlns:a="http://schemas.openxmlformats.org/drawingml/2006/main" xmlns:ve="http://schemas.openxmlformats.org/markup-compatibility/2006">
+        <mc:Fallback xmlns:ve="http://schemas.openxmlformats.org/markup-compatibility/2006" xmlns:a="http://schemas.openxmlformats.org/drawingml/2006/main" xmlns:pic="http://schemas.openxmlformats.org/drawingml/2006/picture">
           <w:pict>
             <v:shapetype id="_x0000_t202" o:spt="202" coordsize="21600,21600" path="m,l,21600r21600,l21600,xe">
               <v:stroke joinstyle="miter"/>
@@ -30948,7 +30951,7 @@
             </wp:anchor>
           </w:drawing>
         </mc:Choice>
-        <mc:Fallback xmlns:pic="http://schemas.openxmlformats.org/drawingml/2006/picture" xmlns:a="http://schemas.openxmlformats.org/drawingml/2006/main" xmlns:ve="http://schemas.openxmlformats.org/markup-compatibility/2006">
+        <mc:Fallback xmlns:ve="http://schemas.openxmlformats.org/markup-compatibility/2006" xmlns:a="http://schemas.openxmlformats.org/drawingml/2006/main" xmlns:pic="http://schemas.openxmlformats.org/drawingml/2006/picture">
           <w:pict>
             <v:shape style="position:absolute;margin-left:49.400002pt;margin-top:786.401611pt;width:111.55pt;height:11pt;mso-position-horizontal-relative:page;mso-position-vertical-relative:page;z-index:-16246784" type="#_x0000_t202" id="docshape2" filled="false" stroked="false">
               <v:textbox inset="0,0,0,0">
@@ -31086,7 +31089,7 @@
             </wp:anchor>
           </w:drawing>
         </mc:Choice>
-        <mc:Fallback xmlns:pic="http://schemas.openxmlformats.org/drawingml/2006/picture" xmlns:a="http://schemas.openxmlformats.org/drawingml/2006/main" xmlns:ve="http://schemas.openxmlformats.org/markup-compatibility/2006">
+        <mc:Fallback xmlns:ve="http://schemas.openxmlformats.org/markup-compatibility/2006" xmlns:a="http://schemas.openxmlformats.org/drawingml/2006/main" xmlns:pic="http://schemas.openxmlformats.org/drawingml/2006/picture">
           <w:pict>
             <v:shape style="position:absolute;margin-left:265.063507pt;margin-top:784.1203pt;width:12.9pt;height:13.8pt;mso-position-horizontal-relative:page;mso-position-vertical-relative:page;z-index:-16245248" type="#_x0000_t202" id="docshape15" filled="false" stroked="false">
               <v:textbox inset="0,0,0,0">
@@ -31209,7 +31212,7 @@
             </wp:anchor>
           </w:drawing>
         </mc:Choice>
-        <mc:Fallback xmlns:pic="http://schemas.openxmlformats.org/drawingml/2006/picture" xmlns:a="http://schemas.openxmlformats.org/drawingml/2006/main" xmlns:ve="http://schemas.openxmlformats.org/markup-compatibility/2006">
+        <mc:Fallback xmlns:ve="http://schemas.openxmlformats.org/markup-compatibility/2006" xmlns:a="http://schemas.openxmlformats.org/drawingml/2006/main" xmlns:pic="http://schemas.openxmlformats.org/drawingml/2006/picture">
           <w:pict>
             <v:shape style="position:absolute;margin-left:49.400002pt;margin-top:786.401611pt;width:111.55pt;height:11pt;mso-position-horizontal-relative:page;mso-position-vertical-relative:page;z-index:-16244736" type="#_x0000_t202" id="docshape16" filled="false" stroked="false">
               <v:textbox inset="0,0,0,0">
@@ -31347,7 +31350,7 @@
             </wp:anchor>
           </w:drawing>
         </mc:Choice>
-        <mc:Fallback xmlns:pic="http://schemas.openxmlformats.org/drawingml/2006/picture" xmlns:a="http://schemas.openxmlformats.org/drawingml/2006/main" xmlns:ve="http://schemas.openxmlformats.org/markup-compatibility/2006">
+        <mc:Fallback xmlns:ve="http://schemas.openxmlformats.org/markup-compatibility/2006" xmlns:a="http://schemas.openxmlformats.org/drawingml/2006/main" xmlns:pic="http://schemas.openxmlformats.org/drawingml/2006/picture">
           <w:pict>
             <v:shape style="position:absolute;margin-left:265.063507pt;margin-top:784.1203pt;width:13.3pt;height:14.5pt;mso-position-horizontal-relative:page;mso-position-vertical-relative:page;z-index:-16244224" type="#_x0000_t202" id="docshape26" filled="false" stroked="false">
               <v:textbox inset="0,0,0,0">
@@ -31529,7 +31532,7 @@
             </wp:anchor>
           </w:drawing>
         </mc:Choice>
-        <mc:Fallback xmlns:pic="http://schemas.openxmlformats.org/drawingml/2006/picture" xmlns:a="http://schemas.openxmlformats.org/drawingml/2006/main" xmlns:ve="http://schemas.openxmlformats.org/markup-compatibility/2006">
+        <mc:Fallback xmlns:ve="http://schemas.openxmlformats.org/markup-compatibility/2006" xmlns:a="http://schemas.openxmlformats.org/drawingml/2006/main" xmlns:pic="http://schemas.openxmlformats.org/drawingml/2006/picture">
           <w:pict>
             <v:shape style="position:absolute;margin-left:49.400002pt;margin-top:787.081604pt;width:111pt;height:11pt;mso-position-horizontal-relative:page;mso-position-vertical-relative:page;z-index:-16243712" type="#_x0000_t202" id="docshape27" filled="false" stroked="false">
               <v:textbox inset="0,0,0,0">
@@ -31726,7 +31729,7 @@
             </wp:anchor>
           </w:drawing>
         </mc:Choice>
-        <mc:Fallback xmlns:pic="http://schemas.openxmlformats.org/drawingml/2006/picture" xmlns:a="http://schemas.openxmlformats.org/drawingml/2006/main" xmlns:ve="http://schemas.openxmlformats.org/markup-compatibility/2006">
+        <mc:Fallback xmlns:ve="http://schemas.openxmlformats.org/markup-compatibility/2006" xmlns:a="http://schemas.openxmlformats.org/drawingml/2006/main" xmlns:pic="http://schemas.openxmlformats.org/drawingml/2006/picture">
           <w:pict>
             <v:shape style="position:absolute;margin-left:265.489990pt;margin-top:784.800293pt;width:12.9pt;height:13.8pt;mso-position-horizontal-relative:page;mso-position-vertical-relative:page;z-index:-16243200" type="#_x0000_t202" id="docshape28" filled="false" stroked="false">
               <v:textbox inset="0,0,0,0">
@@ -31908,7 +31911,7 @@
             </wp:anchor>
           </w:drawing>
         </mc:Choice>
-        <mc:Fallback xmlns:pic="http://schemas.openxmlformats.org/drawingml/2006/picture" xmlns:a="http://schemas.openxmlformats.org/drawingml/2006/main" xmlns:ve="http://schemas.openxmlformats.org/markup-compatibility/2006">
+        <mc:Fallback xmlns:ve="http://schemas.openxmlformats.org/markup-compatibility/2006" xmlns:a="http://schemas.openxmlformats.org/drawingml/2006/main" xmlns:pic="http://schemas.openxmlformats.org/drawingml/2006/picture">
           <w:pict>
             <v:shape style="position:absolute;margin-left:49.400002pt;margin-top:787.081604pt;width:111pt;height:11pt;mso-position-horizontal-relative:page;mso-position-vertical-relative:page;z-index:-16242688" type="#_x0000_t202" id="docshape29" filled="false" stroked="false">
               <v:textbox inset="0,0,0,0">
@@ -32105,7 +32108,7 @@
             </wp:anchor>
           </w:drawing>
         </mc:Choice>
-        <mc:Fallback xmlns:pic="http://schemas.openxmlformats.org/drawingml/2006/picture" xmlns:a="http://schemas.openxmlformats.org/drawingml/2006/main" xmlns:ve="http://schemas.openxmlformats.org/markup-compatibility/2006">
+        <mc:Fallback xmlns:ve="http://schemas.openxmlformats.org/markup-compatibility/2006" xmlns:a="http://schemas.openxmlformats.org/drawingml/2006/main" xmlns:pic="http://schemas.openxmlformats.org/drawingml/2006/picture">
           <w:pict>
             <v:shape style="position:absolute;margin-left:265.489990pt;margin-top:784.800293pt;width:12.9pt;height:13.8pt;mso-position-horizontal-relative:page;mso-position-vertical-relative:page;z-index:-16242176" type="#_x0000_t202" id="docshape30" filled="false" stroked="false">
               <v:textbox inset="0,0,0,0">
@@ -32287,7 +32290,7 @@
             </wp:anchor>
           </w:drawing>
         </mc:Choice>
-        <mc:Fallback xmlns:pic="http://schemas.openxmlformats.org/drawingml/2006/picture" xmlns:a="http://schemas.openxmlformats.org/drawingml/2006/main" xmlns:ve="http://schemas.openxmlformats.org/markup-compatibility/2006">
+        <mc:Fallback xmlns:ve="http://schemas.openxmlformats.org/markup-compatibility/2006" xmlns:a="http://schemas.openxmlformats.org/drawingml/2006/main" xmlns:pic="http://schemas.openxmlformats.org/drawingml/2006/picture">
           <w:pict>
             <v:shape style="position:absolute;margin-left:49.400002pt;margin-top:787.081604pt;width:111pt;height:11pt;mso-position-horizontal-relative:page;mso-position-vertical-relative:page;z-index:-16241664" type="#_x0000_t202" id="docshape31" filled="false" stroked="false">
               <v:textbox inset="0,0,0,0">
@@ -32471,7 +32474,7 @@
             </wp:anchor>
           </w:drawing>
         </mc:Choice>
-        <mc:Fallback xmlns:pic="http://schemas.openxmlformats.org/drawingml/2006/picture" xmlns:a="http://schemas.openxmlformats.org/drawingml/2006/main" xmlns:ve="http://schemas.openxmlformats.org/markup-compatibility/2006">
+        <mc:Fallback xmlns:ve="http://schemas.openxmlformats.org/markup-compatibility/2006" xmlns:a="http://schemas.openxmlformats.org/drawingml/2006/main" xmlns:pic="http://schemas.openxmlformats.org/drawingml/2006/picture">
           <w:pict>
             <v:shape style="position:absolute;margin-left:547.432007pt;margin-top:798.647583pt;width:17.6pt;height:10.95pt;mso-position-horizontal-relative:page;mso-position-vertical-relative:page;z-index:-16241152" type="#_x0000_t202" id="docshape38" filled="false" stroked="false">
               <v:textbox inset="0,0,0,0">
@@ -32593,7 +32596,7 @@
             </wp:anchor>
           </w:drawing>
         </mc:Choice>
-        <mc:Fallback xmlns:pic="http://schemas.openxmlformats.org/drawingml/2006/picture" xmlns:a="http://schemas.openxmlformats.org/drawingml/2006/main" xmlns:ve="http://schemas.openxmlformats.org/markup-compatibility/2006">
+        <mc:Fallback xmlns:ve="http://schemas.openxmlformats.org/markup-compatibility/2006" xmlns:a="http://schemas.openxmlformats.org/drawingml/2006/main" xmlns:pic="http://schemas.openxmlformats.org/drawingml/2006/picture">
           <w:pict>
             <v:line style="position:absolute;mso-position-horizontal-relative:page;mso-position-vertical-relative:page;z-index:-16239104" from="48pt,790.889771pt" to="564pt,790.889771pt" stroked="true" strokeweight="1pt" strokecolor="#bccec9">
               <v:stroke dashstyle="solid"/>
@@ -32708,7 +32711,7 @@
             </wp:anchor>
           </w:drawing>
         </mc:Choice>
-        <mc:Fallback xmlns:pic="http://schemas.openxmlformats.org/drawingml/2006/picture" xmlns:a="http://schemas.openxmlformats.org/drawingml/2006/main" xmlns:ve="http://schemas.openxmlformats.org/markup-compatibility/2006">
+        <mc:Fallback xmlns:ve="http://schemas.openxmlformats.org/markup-compatibility/2006" xmlns:a="http://schemas.openxmlformats.org/drawingml/2006/main" xmlns:pic="http://schemas.openxmlformats.org/drawingml/2006/picture">
           <w:pict>
             <v:shape style="position:absolute;margin-left:47pt;margin-top:798.647583pt;width:152.4pt;height:10.95pt;mso-position-horizontal-relative:page;mso-position-vertical-relative:page;z-index:-16238592" type="#_x0000_t202" id="docshape52" filled="false" stroked="false">
               <v:textbox inset="0,0,0,0">
@@ -32886,7 +32889,7 @@
             </wp:anchor>
           </w:drawing>
         </mc:Choice>
-        <mc:Fallback xmlns:pic="http://schemas.openxmlformats.org/drawingml/2006/picture" xmlns:a="http://schemas.openxmlformats.org/drawingml/2006/main" xmlns:ve="http://schemas.openxmlformats.org/markup-compatibility/2006">
+        <mc:Fallback xmlns:ve="http://schemas.openxmlformats.org/markup-compatibility/2006" xmlns:a="http://schemas.openxmlformats.org/drawingml/2006/main" xmlns:pic="http://schemas.openxmlformats.org/drawingml/2006/picture">
           <w:pict>
             <v:shape style="position:absolute;margin-left:545.432007pt;margin-top:798.647583pt;width:19.6pt;height:10.95pt;mso-position-horizontal-relative:page;mso-position-vertical-relative:page;z-index:-16238080" type="#_x0000_t202" id="docshape53" filled="false" stroked="false">
               <v:textbox inset="0,0,0,0">
@@ -33069,7 +33072,7 @@
             </wp:anchor>
           </w:drawing>
         </mc:Choice>
-        <mc:Fallback xmlns:pic="http://schemas.openxmlformats.org/drawingml/2006/picture" xmlns:a="http://schemas.openxmlformats.org/drawingml/2006/main" xmlns:ve="http://schemas.openxmlformats.org/markup-compatibility/2006">
+        <mc:Fallback xmlns:ve="http://schemas.openxmlformats.org/markup-compatibility/2006" xmlns:a="http://schemas.openxmlformats.org/drawingml/2006/main" xmlns:pic="http://schemas.openxmlformats.org/drawingml/2006/picture">
           <w:pict>
             <v:rect style="position:absolute;margin-left:50.400002pt;margin-top:26.999992pt;width:4pt;height:4pt;mso-position-horizontal-relative:page;mso-position-vertical-relative:page;z-index:-16246272" id="docshape13" filled="true" fillcolor="#1f6e67" stroked="false">
               <v:fill type="solid"/>
@@ -33192,7 +33195,7 @@
             </wp:anchor>
           </w:drawing>
         </mc:Choice>
-        <mc:Fallback xmlns:pic="http://schemas.openxmlformats.org/drawingml/2006/picture" xmlns:a="http://schemas.openxmlformats.org/drawingml/2006/main" xmlns:ve="http://schemas.openxmlformats.org/markup-compatibility/2006">
+        <mc:Fallback xmlns:ve="http://schemas.openxmlformats.org/markup-compatibility/2006" xmlns:a="http://schemas.openxmlformats.org/drawingml/2006/main" xmlns:pic="http://schemas.openxmlformats.org/drawingml/2006/picture">
           <w:pict>
             <v:shape style="position:absolute;margin-left:57.400002pt;margin-top:22.029387pt;width:76.8pt;height:10.65pt;mso-position-horizontal-relative:page;mso-position-vertical-relative:page;z-index:-16245760" type="#_x0000_t202" id="docshape14" filled="false" stroked="false">
               <v:textbox inset="0,0,0,0">
@@ -33415,7 +33418,7 @@
             </wp:anchor>
           </w:drawing>
         </mc:Choice>
-        <mc:Fallback xmlns:pic="http://schemas.openxmlformats.org/drawingml/2006/picture" xmlns:a="http://schemas.openxmlformats.org/drawingml/2006/main" xmlns:ve="http://schemas.openxmlformats.org/markup-compatibility/2006">
+        <mc:Fallback xmlns:ve="http://schemas.openxmlformats.org/markup-compatibility/2006" xmlns:a="http://schemas.openxmlformats.org/drawingml/2006/main" xmlns:pic="http://schemas.openxmlformats.org/drawingml/2006/picture">
           <w:pict>
             <v:rect style="position:absolute;margin-left:48pt;margin-top:22.999971pt;width:4pt;height:4pt;mso-position-horizontal-relative:page;mso-position-vertical-relative:page;z-index:-16240640" id="docshape49" filled="true" fillcolor="#1f6e67" stroked="false">
               <v:fill type="solid"/>
@@ -33502,7 +33505,7 @@
             </wp:anchor>
           </w:drawing>
         </mc:Choice>
-        <mc:Fallback xmlns:pic="http://schemas.openxmlformats.org/drawingml/2006/picture" xmlns:a="http://schemas.openxmlformats.org/drawingml/2006/main" xmlns:ve="http://schemas.openxmlformats.org/markup-compatibility/2006">
+        <mc:Fallback xmlns:ve="http://schemas.openxmlformats.org/markup-compatibility/2006" xmlns:a="http://schemas.openxmlformats.org/drawingml/2006/main" xmlns:pic="http://schemas.openxmlformats.org/drawingml/2006/picture">
           <w:pict>
             <v:rect style="position:absolute;margin-left:0pt;margin-top:49.889771pt;width:595.275574pt;height:12pt;mso-position-horizontal-relative:page;mso-position-vertical-relative:page;z-index:-16240128" id="docshape50" filled="true" fillcolor="#077e83" stroked="false">
               <v:fill type="solid"/>
@@ -33625,7 +33628,7 @@
             </wp:anchor>
           </w:drawing>
         </mc:Choice>
-        <mc:Fallback xmlns:pic="http://schemas.openxmlformats.org/drawingml/2006/picture" xmlns:a="http://schemas.openxmlformats.org/drawingml/2006/main" xmlns:ve="http://schemas.openxmlformats.org/markup-compatibility/2006">
+        <mc:Fallback xmlns:ve="http://schemas.openxmlformats.org/markup-compatibility/2006" xmlns:a="http://schemas.openxmlformats.org/drawingml/2006/main" xmlns:pic="http://schemas.openxmlformats.org/drawingml/2006/picture">
           <w:pict>
             <v:shape style="position:absolute;margin-left:55pt;margin-top:18.029366pt;width:76.8pt;height:10.65pt;mso-position-horizontal-relative:page;mso-position-vertical-relative:page;z-index:-16239616" type="#_x0000_t202" id="docshape51" filled="false" stroked="false">
               <v:textbox inset="0,0,0,0">
